--- a/Matt_Huang Resume.docx
+++ b/Matt_Huang Resume.docx
@@ -353,7 +353,7 @@
       </w:pPr>
       <w:r>
         <w:rPr/>
-        <w:t xml:space="preserve">Monitored service's logs and metrics with Datadog and GCP Cloud Monitoring </w:t>
+        <w:t xml:space="preserve">Built a PoC onboarding assistant using LLM tool calling and Confluence, with planned tagging and RAG retrieval </w:t>
       </w:r>
     </w:p>
     <w:p>
@@ -375,7 +375,7 @@
       </w:pPr>
       <w:r>
         <w:rPr/>
-        <w:t xml:space="preserve">Built a reliable monitoring system with Datadog to enhance service stability </w:t>
+        <w:t xml:space="preserve">Using Datadog and GCP Cloud Monitoring to enhance service stability through proactive logs and metrics analysis </w:t>
       </w:r>
     </w:p>
     <w:p>
@@ -824,8 +824,15 @@
       <w:r>
         <w:rPr>
           <w:b/>
-        </w:rPr>
-        <w:t xml:space="preserve">LineTour </w:t>
+          <w:color w:val="333333"/>
+        </w:rPr>
+        <w:t>LineTour</w:t>
+      </w:r>
+      <w:r>
+        <w:rPr>
+          <w:b/>
+        </w:rPr>
+        <w:t xml:space="preserve"> </w:t>
       </w:r>
     </w:p>
     <w:p>
@@ -869,7 +876,7 @@
       </w:pPr>
       <w:r>
         <w:rPr/>
-        <w:t xml:space="preserve">Developed and implemented agentic tools in Python </w:t>
+        <w:t xml:space="preserve">Developed and implemented agentic tools in Python with Claude-Code and Codex </w:t>
       </w:r>
     </w:p>
     <w:p>
@@ -884,20 +891,30 @@
       <w:r>
         <w:rPr>
           <w:b/>
+          <w:color w:val="333333"/>
         </w:rPr>
         <w:t>Engineered a flexible and scalable infrastructure for "</w:t>
       </w:r>
       <w:r>
         <w:rPr>
+          <w:rFonts w:eastAsia="ResumeCJK;sans-serif"/>
           <w:b/>
+          <w:color w:val="333333"/>
         </w:rPr>
         <w:t>程人頻道</w:t>
       </w:r>
       <w:r>
         <w:rPr>
           <w:b/>
-        </w:rPr>
-        <w:t xml:space="preserve">" </w:t>
+          <w:color w:val="333333"/>
+        </w:rPr>
+        <w:t>"</w:t>
+      </w:r>
+      <w:r>
+        <w:rPr>
+          <w:b/>
+        </w:rPr>
+        <w:t xml:space="preserve"> </w:t>
       </w:r>
     </w:p>
     <w:p>
@@ -2519,7 +2536,7 @@
       <w:spacing w:lineRule="auto" w:line="312"/>
     </w:pPr>
     <w:rPr>
-      <w:rFonts w:ascii="Arial;sans-serif" w:hAnsi="Arial;sans-serif" w:eastAsia="Arial;sans-serif" w:cs="Arial;sans-serif"/>
+      <w:rFonts w:ascii="Arial;ResumeCJK;sans-serif" w:hAnsi="Arial;ResumeCJK;sans-serif" w:eastAsia="Arial;ResumeCJK;sans-serif" w:cs="Arial;ResumeCJK;sans-serif"/>
       <w:color w:val="333333"/>
       <w:sz w:val="21"/>
       <w:szCs w:val="21"/>
